--- a/陈鹏旭_四川大学本科实习报告.docx
+++ b/陈鹏旭_四川大学本科实习报告.docx
@@ -993,7 +993,6 @@
                 <w:sz w:val="28"/>
               </w:rPr>
             </w:pPr>
-            <w:r/>
           </w:p>
           <w:p>
             <w:pPr>
@@ -1017,7 +1016,6 @@
                 <w:szCs w:val="24"/>
               </w:rPr>
             </w:pPr>
-            <w:r/>
           </w:p>
           <w:p>
             <w:pPr>
@@ -1040,7 +1038,6 @@
                 <w:szCs w:val="24"/>
               </w:rPr>
             </w:pPr>
-            <w:r/>
           </w:p>
           <w:p>
             <w:pPr>
@@ -1064,7 +1061,6 @@
                 <w:szCs w:val="24"/>
               </w:rPr>
             </w:pPr>
-            <w:r/>
           </w:p>
           <w:p>
             <w:pPr>
@@ -1082,7 +1078,6 @@
               <w:ind w:left="0" w:right="0" w:firstLine="480" w:firstLineChars="200"/>
               <w:jc w:val="left"/>
             </w:pPr>
-            <w:r/>
           </w:p>
           <w:p>
             <w:pPr>
@@ -1090,236 +1085,140 @@
                 <w:sz w:val="28"/>
               </w:rPr>
             </w:pPr>
-            <w:r/>
-          </w:p>
-          <w:p>
-            <w:pPr>
-              <w:ind w:firstLine="420"/>
-            </w:pPr>
-            <w:r/>
-          </w:p>
-          <w:p>
-            <w:pPr>
-              <w:ind w:firstLine="420"/>
-            </w:pPr>
-            <w:r/>
-          </w:p>
-          <w:p>
-            <w:pPr>
-              <w:ind w:firstLine="420"/>
-            </w:pPr>
-            <w:r/>
-          </w:p>
-          <w:p>
-            <w:pPr>
-              <w:ind w:firstLine="420"/>
-            </w:pPr>
-            <w:r/>
-          </w:p>
-          <w:p>
-            <w:pPr>
-              <w:ind w:firstLine="420"/>
-            </w:pPr>
-            <w:r/>
-          </w:p>
-          <w:p>
-            <w:pPr>
-              <w:ind w:firstLine="420"/>
-            </w:pPr>
-            <w:r/>
-          </w:p>
-          <w:p>
-            <w:pPr>
-              <w:ind w:firstLine="420"/>
-            </w:pPr>
-            <w:r/>
-          </w:p>
-          <w:p>
-            <w:pPr>
-              <w:ind w:firstLine="420"/>
-            </w:pPr>
-            <w:r/>
-          </w:p>
-          <w:p>
-            <w:pPr>
-              <w:ind w:firstLine="420"/>
-            </w:pPr>
-            <w:r/>
-          </w:p>
-          <w:p>
-            <w:pPr>
-              <w:ind w:firstLine="420"/>
-            </w:pPr>
-            <w:r/>
-          </w:p>
-          <w:p>
-            <w:pPr>
-              <w:ind w:firstLine="420"/>
-            </w:pPr>
-            <w:r/>
-          </w:p>
-          <w:p>
-            <w:pPr>
-              <w:ind w:firstLine="420"/>
-            </w:pPr>
-            <w:r/>
-          </w:p>
-          <w:p>
-            <w:pPr>
-              <w:ind w:firstLine="420"/>
-            </w:pPr>
-            <w:r/>
-          </w:p>
-          <w:p>
-            <w:pPr>
-              <w:ind w:firstLine="420"/>
-            </w:pPr>
-            <w:r/>
-          </w:p>
-          <w:p>
-            <w:pPr>
-              <w:ind w:firstLine="420"/>
-            </w:pPr>
-            <w:r/>
-          </w:p>
-          <w:p>
-            <w:pPr>
-              <w:ind w:firstLine="420"/>
-            </w:pPr>
-            <w:r/>
-          </w:p>
-          <w:p>
-            <w:pPr>
-              <w:ind w:firstLine="420"/>
-            </w:pPr>
-            <w:r/>
-          </w:p>
-          <w:p>
-            <w:pPr>
-              <w:ind w:firstLine="420"/>
-            </w:pPr>
-            <w:r/>
-          </w:p>
-          <w:p>
-            <w:pPr>
-              <w:ind w:firstLine="420"/>
-            </w:pPr>
-            <w:r/>
-          </w:p>
-          <w:p>
-            <w:r/>
-          </w:p>
-          <w:p>
-            <w:r/>
-          </w:p>
-          <w:p>
-            <w:r/>
-          </w:p>
-          <w:p>
-            <w:r/>
-          </w:p>
-          <w:p>
-            <w:r/>
-          </w:p>
-          <w:p>
-            <w:r/>
-          </w:p>
-          <w:p>
-            <w:r/>
-          </w:p>
-          <w:p>
-            <w:r/>
-          </w:p>
-          <w:p>
-            <w:r/>
-          </w:p>
-          <w:p>
-            <w:r/>
-          </w:p>
-          <w:p>
-            <w:r/>
-          </w:p>
-          <w:p>
-            <w:r/>
-          </w:p>
-          <w:p>
-            <w:r/>
-          </w:p>
-          <w:p>
-            <w:r/>
-          </w:p>
-          <w:p>
-            <w:r/>
-          </w:p>
-          <w:p>
-            <w:r/>
-          </w:p>
-          <w:p>
-            <w:r/>
-          </w:p>
-          <w:p>
-            <w:r/>
-          </w:p>
-          <w:p>
-            <w:r/>
-          </w:p>
-          <w:p>
-            <w:r/>
-          </w:p>
-          <w:p>
-            <w:r/>
-          </w:p>
-          <w:p>
-            <w:r/>
-          </w:p>
-          <w:p>
-            <w:r/>
-          </w:p>
-          <w:p>
-            <w:r/>
-          </w:p>
-          <w:p>
-            <w:r/>
-          </w:p>
-          <w:p>
-            <w:r/>
-          </w:p>
-          <w:p>
-            <w:r/>
-          </w:p>
-          <w:p>
-            <w:r/>
-          </w:p>
-          <w:p>
-            <w:r/>
-          </w:p>
-          <w:p>
-            <w:r/>
-          </w:p>
-          <w:p>
-            <w:r/>
-          </w:p>
-          <w:p>
-            <w:r/>
-          </w:p>
-          <w:p>
-            <w:r/>
-          </w:p>
-          <w:p>
-            <w:r/>
-          </w:p>
-          <w:p>
-            <w:r/>
-          </w:p>
-          <w:p>
-            <w:r/>
-          </w:p>
-          <w:p>
-            <w:r/>
-          </w:p>
-          <w:p>
-            <w:r/>
-          </w:p>
+          </w:p>
+          <w:p>
+            <w:pPr>
+              <w:ind w:firstLine="420"/>
+            </w:pPr>
+          </w:p>
+          <w:p>
+            <w:pPr>
+              <w:ind w:firstLine="420"/>
+            </w:pPr>
+          </w:p>
+          <w:p>
+            <w:pPr>
+              <w:ind w:firstLine="420"/>
+            </w:pPr>
+          </w:p>
+          <w:p>
+            <w:pPr>
+              <w:ind w:firstLine="420"/>
+            </w:pPr>
+          </w:p>
+          <w:p>
+            <w:pPr>
+              <w:ind w:firstLine="420"/>
+            </w:pPr>
+          </w:p>
+          <w:p>
+            <w:pPr>
+              <w:ind w:firstLine="420"/>
+            </w:pPr>
+          </w:p>
+          <w:p>
+            <w:pPr>
+              <w:ind w:firstLine="420"/>
+            </w:pPr>
+          </w:p>
+          <w:p>
+            <w:pPr>
+              <w:ind w:firstLine="420"/>
+            </w:pPr>
+          </w:p>
+          <w:p>
+            <w:pPr>
+              <w:ind w:firstLine="420"/>
+            </w:pPr>
+          </w:p>
+          <w:p>
+            <w:pPr>
+              <w:ind w:firstLine="420"/>
+            </w:pPr>
+          </w:p>
+          <w:p>
+            <w:pPr>
+              <w:ind w:firstLine="420"/>
+            </w:pPr>
+          </w:p>
+          <w:p>
+            <w:pPr>
+              <w:ind w:firstLine="420"/>
+            </w:pPr>
+          </w:p>
+          <w:p>
+            <w:pPr>
+              <w:ind w:firstLine="420"/>
+            </w:pPr>
+          </w:p>
+          <w:p>
+            <w:pPr>
+              <w:ind w:firstLine="420"/>
+            </w:pPr>
+          </w:p>
+          <w:p>
+            <w:pPr>
+              <w:ind w:firstLine="420"/>
+            </w:pPr>
+          </w:p>
+          <w:p>
+            <w:pPr>
+              <w:ind w:firstLine="420"/>
+            </w:pPr>
+          </w:p>
+          <w:p>
+            <w:pPr>
+              <w:ind w:firstLine="420"/>
+            </w:pPr>
+          </w:p>
+          <w:p>
+            <w:pPr>
+              <w:ind w:firstLine="420"/>
+            </w:pPr>
+          </w:p>
+          <w:p>
+            <w:pPr>
+              <w:ind w:firstLine="420"/>
+            </w:pPr>
+          </w:p>
+          <w:p/>
+          <w:p/>
+          <w:p/>
+          <w:p/>
+          <w:p/>
+          <w:p/>
+          <w:p/>
+          <w:p/>
+          <w:p/>
+          <w:p/>
+          <w:p/>
+          <w:p/>
+          <w:p/>
+          <w:p/>
+          <w:p/>
+          <w:p/>
+          <w:p/>
+          <w:p/>
+          <w:p/>
+          <w:p/>
+          <w:p/>
+          <w:p/>
+          <w:p/>
+          <w:p/>
+          <w:p/>
+          <w:p/>
+          <w:p/>
+          <w:p/>
+          <w:p/>
+          <w:p/>
+          <w:p/>
+          <w:p/>
+          <w:p/>
+          <w:p/>
+          <w:p/>
+          <w:p/>
+          <w:p/>
+          <w:p/>
           <w:p>
             <w:pPr>
               <w:rPr>
@@ -1329,7 +1228,6 @@
                 <w:szCs w:val="28"/>
               </w:rPr>
             </w:pPr>
-            <w:r/>
           </w:p>
           <w:p>
             <w:pPr>
@@ -1338,7 +1236,6 @@
                 <w:bCs/>
               </w:rPr>
             </w:pPr>
-            <w:r/>
           </w:p>
           <w:p>
             <w:pPr>
@@ -1348,15 +1245,13 @@
                 <w:sz w:val="24"/>
               </w:rPr>
             </w:pPr>
-            <w:r/>
-          </w:p>
-          <w:p>
-            <w:pPr>
-              <w:rPr>
-                <w:sz w:val="24"/>
-              </w:rPr>
-            </w:pPr>
-            <w:r/>
+          </w:p>
+          <w:p>
+            <w:pPr>
+              <w:rPr>
+                <w:sz w:val="24"/>
+              </w:rPr>
+            </w:pPr>
           </w:p>
           <w:p>
             <w:pPr>
@@ -1375,6 +1270,20 @@
           <w:p>
             <w:pPr>
               <w:spacing w:after="80" w:line="440" w:lineRule="exact"/>
+            </w:pPr>
+            <w:r>
+              <w:rPr>
+                <w:rFonts w:ascii="Times New Roman" w:hAnsi="Times New Roman" w:eastAsia="宋体"/>
+                <w:b/>
+                <w:color w:val="000000"/>
+                <w:sz w:val="24"/>
+              </w:rPr>
+              <w:t>（一）实习目的</w:t>
+            </w:r>
+          </w:p>
+          <w:p>
+            <w:pPr>
+              <w:spacing w:after="80" w:line="440" w:lineRule="exact"/>
               <w:ind w:firstLine="420"/>
             </w:pPr>
             <w:r>
@@ -1382,8 +1291,24 @@
                 <w:rFonts w:ascii="Times New Roman" w:hAnsi="Times New Roman" w:eastAsia="宋体"/>
                 <w:b w:val="0"/>
                 <w:color w:val="000000"/>
-                <w:sz w:val="12"/>
-              </w:rPr>
+                <w:sz w:val="24"/>
+              </w:rPr>
+              <w:t>本次2周网络安全企业实训是专业核心实践环节，旨在对接行业安全服务岗位需求，培养标准化项目交付能力。通过本次实训，学生将掌握资产测绘、全类型渗透测试、风险评估完整流程，熟练运用Python Flask框架进行Web应用开发与安全加固，运用Burp Suite等工具实现Web漏洞挖掘与利用，掌握SQL注入、CSRF、SSRF、命令注入、XXE等常见Web漏洞的原理与修复方法。</w:t>
+            </w:r>
+          </w:p>
+          <w:p>
+            <w:pPr>
+              <w:spacing w:after="80" w:line="440" w:lineRule="exact"/>
+              <w:ind w:firstLine="420"/>
+            </w:pPr>
+            <w:r>
+              <w:rPr>
+                <w:rFonts w:ascii="Times New Roman" w:hAnsi="Times New Roman" w:eastAsia="宋体"/>
+                <w:b w:val="0"/>
+                <w:color w:val="000000"/>
+                <w:sz w:val="24"/>
+              </w:rPr>
+              <w:t>同时，实训涵盖了AI大模型在网络安全领域的应用，使用Claude大模型实现AI辅助漏洞挖掘与代码安全审计。通过Linux环境下的安全实验，锤炼了Web安全实战技能，适配渗透测试、等保测评等就业方向。此外，融合网络安全法学知识，树立数据安全与个人信息保护合规思维，具备规范文档撰写与团队项目协作能力。</w:t>
             </w:r>
           </w:p>
           <w:p>
@@ -1397,7 +1322,7 @@
                 <w:color w:val="000000"/>
                 <w:sz w:val="24"/>
               </w:rPr>
-              <w:t>（一）实习目的</w:t>
+              <w:t>（二）实习要求</w:t>
             </w:r>
           </w:p>
           <w:p>
@@ -1412,7 +1337,7 @@
                 <w:color w:val="000000"/>
                 <w:sz w:val="24"/>
               </w:rPr>
-              <w:t>本次2周网络安全企业实训是专业核心实践环节，旨在对接行业安全服务岗位需求，培养标准化项目交付能力。通过本次实训，学生将掌握资产测绘、全类型渗透测试、风险评估完整流程，熟练运用Python Flask框架进行Web应用开发与安全加固，运用Burp Suite等工具实现Web漏洞挖掘与利用，掌握SQL注入、CSRF、SSRF、命令注入、XXE等常见Web漏洞的原理与修复方法。同时，实训还涵盖了AI大模型在网络安全领域的应用，使用Claude大模型实现AI辅助漏洞挖掘与代码安全审计。通过Linux环境下的安全实验，锤炼了Web安全实战技能，适配渗透测试、等保测评等就业方向。此外，融合网络安全法学知识，树立数据安全与个人信息保护合规思维，具备规范文档撰写与团队项目协作能力。</w:t>
+              <w:t>实训期间严格遵守校企管理规范与考勤制度，仅在授权靶场环境开展实验，严守《网络安全法》《数据安全法》《个人信息保护法》等相关法律法规，杜绝任何形式的非法测试与非授权渗透。独立完成漏洞挖掘、渗透评估等任务，熟练使用主流渗透工具（Burp Suite、Nmap、Hydra等）与AI安全模型（Claude、OpenClaw），产出完整实训材料。以小组协作方式完成项目全流程交付，如实记录实验过程，确保文档真实规范，按时提交全部实训成果。</w:t>
             </w:r>
           </w:p>
           <w:p>
@@ -1424,9 +1349,9 @@
                 <w:rFonts w:ascii="Times New Roman" w:hAnsi="Times New Roman" w:eastAsia="宋体"/>
                 <w:b/>
                 <w:color w:val="000000"/>
-                <w:sz w:val="24"/>
-              </w:rPr>
-              <w:t>（二）实习要求</w:t>
+                <w:sz w:val="28"/>
+              </w:rPr>
+              <w:t>二、实习主要内容</w:t>
             </w:r>
           </w:p>
           <w:p>
@@ -1441,7 +1366,21 @@
                 <w:color w:val="000000"/>
                 <w:sz w:val="24"/>
               </w:rPr>
-              <w:t>实训期间严格遵守校企管理规范与考勤制度，仅在授权靶场环境开展实验，严守《网络安全法》《数据安全法》《个人信息保护法》等相关法律法规，杜绝任何形式的非法测试与非授权渗透。独立完成漏洞挖掘、渗透评估等任务，熟练使用主流渗透工具与AI安全模型，产出完整实训材料。以小组协作方式完成项目全流程交付，如实记录实验过程，确保文档真实规范，按时提交全部实训成果。</w:t>
+              <w:t>本次实训围绕"Web应用开发—安全漏洞分析—安全加固修复—漏洞研究报告撰写"四个维度展开，具体内容如下：</w:t>
+            </w:r>
+          </w:p>
+          <w:p>
+            <w:pPr>
+              <w:spacing w:after="80" w:line="440" w:lineRule="exact"/>
+            </w:pPr>
+            <w:r>
+              <w:rPr>
+                <w:rFonts w:ascii="Times New Roman" w:hAnsi="Times New Roman" w:eastAsia="宋体"/>
+                <w:b/>
+                <w:color w:val="000000"/>
+                <w:sz w:val="24"/>
+              </w:rPr>
+              <w:t>（一）Web应用开发实践</w:t>
             </w:r>
           </w:p>
           <w:p>
@@ -1454,8 +1393,24 @@
                 <w:rFonts w:ascii="Times New Roman" w:hAnsi="Times New Roman" w:eastAsia="宋体"/>
                 <w:b w:val="0"/>
                 <w:color w:val="000000"/>
-                <w:sz w:val="12"/>
-              </w:rPr>
+                <w:sz w:val="24"/>
+              </w:rPr>
+              <w:t>基于Python Flask框架开发了一个完整的用户信息管理平台，包含用户登录、注册、搜索、头像上传、个人中心、充值、密码修改、URL抓取、Ping网络诊断、XML数据导入等十大功能模块。在开发过程中采用了会话管理（Session）、CSRF令牌验证、速率限制（RateLimiter）、账户锁定（AccountLocker）、密码哈希存储（PBKDF2-SHA256）等安全机制。项目代码托管于GitHub个人仓库，采用Git进行版本控制管理，共经历10个版本的迭代更新（v1.0→v2.8）。</w:t>
+            </w:r>
+          </w:p>
+          <w:p>
+            <w:pPr>
+              <w:spacing w:after="80" w:line="440" w:lineRule="exact"/>
+              <w:ind w:firstLine="420"/>
+            </w:pPr>
+            <w:r>
+              <w:rPr>
+                <w:rFonts w:ascii="Times New Roman" w:hAnsi="Times New Roman" w:eastAsia="宋体"/>
+                <w:b w:val="0"/>
+                <w:color w:val="000000"/>
+                <w:sz w:val="24"/>
+              </w:rPr>
+              <w:t>技术栈为：Python 3.13作为后端开发语言，Flask 3.x作为Web框架，Jinja2作为模板引擎，SQLite作为数据存储，Werkzeug Security提供密码哈希与安全工具。前端采用CSS3动画与渐变背景美化，实现了毛玻璃卡片效果与平滑过渡动画。</w:t>
             </w:r>
           </w:p>
           <w:p>
@@ -1467,9 +1422,171 @@
                 <w:rFonts w:ascii="Times New Roman" w:hAnsi="Times New Roman" w:eastAsia="宋体"/>
                 <w:b/>
                 <w:color w:val="000000"/>
+                <w:sz w:val="24"/>
+              </w:rPr>
+              <w:t>（二）Web安全漏洞挖掘实践</w:t>
+            </w:r>
+          </w:p>
+          <w:p>
+            <w:pPr>
+              <w:spacing w:after="80" w:line="440" w:lineRule="exact"/>
+              <w:ind w:firstLine="420"/>
+            </w:pPr>
+            <w:r>
+              <w:rPr>
+                <w:rFonts w:ascii="Times New Roman" w:hAnsi="Times New Roman" w:eastAsia="宋体"/>
+                <w:b w:val="0"/>
+                <w:color w:val="000000"/>
+                <w:sz w:val="24"/>
+              </w:rPr>
+              <w:t>在开发的Web应用中系统性地发现并验证了多类安全漏洞，涵盖OWASP Top 10 (2021)中的A01（访问控制失效）、A02（加密机制失效）、A03（注入攻击）、A05（安全配置错误）、A07（身份认证失效）等多个风险类别。具体包括：SQL注入漏洞（搜索与注册功能，f-string拼接导致）、CSRF跨站请求伪造（密码修改与充值接口缺少Token验证）、路径遍历/文件包含（动态页面加载直接拼接用户输入到文件路径）、SSRF服务端请求伪造（URL抓取未限制协议与目标IP）、命令注入（Ping功能以shell=True执行f-string拼接命令）、XXE外部实体注入（XML导入功能主动读取SYSTEM路径中的文件）、越权访问（个人中心与充值接口通过URL参数user_id查询任意用户）、明文密码存储（初始版本密码直接以字符串形式存储在字典中）、暴力破解（无速率限制与账户锁定机制）、弱会话密钥（secret_key硬编码为弱字符串）。</w:t>
+            </w:r>
+          </w:p>
+          <w:p>
+            <w:pPr>
+              <w:spacing w:after="80" w:line="440" w:lineRule="exact"/>
+              <w:ind w:firstLine="420"/>
+            </w:pPr>
+            <w:r>
+              <w:rPr>
+                <w:rFonts w:ascii="Times New Roman" w:hAnsi="Times New Roman" w:eastAsia="宋体"/>
+                <w:b w:val="0"/>
+                <w:color w:val="000000"/>
+                <w:sz w:val="24"/>
+              </w:rPr>
+              <w:t>同时在SQLi-Labs靶场（MySQL数据库）中完成了SQL注入的完整攻击流程：判断注入点存在性→确定字符型注入与单引号闭合方式→通过ORDER BY探测列数（4列）→确定UNION查询回显位置→获取数据库版本（MySQL 5.x）与库名（security）→从information_schema获取表名与列名→提取完整数据。在PortSwigger靶场中完成了CSRF无防护实验，掌握了跨站请求伪造的完整利用链——构造恶意自动提交表单、上传Exploit Server、投递给受害者、验证攻击效果。</w:t>
+            </w:r>
+          </w:p>
+          <w:p>
+            <w:pPr>
+              <w:spacing w:after="80" w:line="440" w:lineRule="exact"/>
+              <w:ind w:firstLine="420"/>
+            </w:pPr>
+            <w:r>
+              <w:rPr>
+                <w:rFonts w:ascii="Times New Roman" w:hAnsi="Times New Roman" w:eastAsia="宋体"/>
+                <w:b w:val="0"/>
+                <w:color w:val="000000"/>
+                <w:sz w:val="24"/>
+              </w:rPr>
+              <w:t>此外，还掌握了长亭SafeLine WAF的绕过技术，通过内联注释（UN/**/ION）、运算符替换（&amp;&amp;代替AND、||代替OR）、HPP参数污染等20余种绕过方法进行了测试，验证了部分手法的有效性。</w:t>
+            </w:r>
+          </w:p>
+          <w:p>
+            <w:pPr>
+              <w:spacing w:after="80" w:line="440" w:lineRule="exact"/>
+            </w:pPr>
+            <w:r>
+              <w:rPr>
+                <w:rFonts w:ascii="Times New Roman" w:hAnsi="Times New Roman" w:eastAsia="宋体"/>
+                <w:b/>
+                <w:color w:val="000000"/>
+                <w:sz w:val="24"/>
+              </w:rPr>
+              <w:t>（三）安全加固与漏洞修复</w:t>
+            </w:r>
+          </w:p>
+          <w:p>
+            <w:pPr>
+              <w:spacing w:after="80" w:line="440" w:lineRule="exact"/>
+              <w:ind w:firstLine="420"/>
+            </w:pPr>
+            <w:r>
+              <w:rPr>
+                <w:rFonts w:ascii="Times New Roman" w:hAnsi="Times New Roman" w:eastAsia="宋体"/>
+                <w:b w:val="0"/>
+                <w:color w:val="000000"/>
+                <w:sz w:val="24"/>
+              </w:rPr>
+              <w:t>针对发现的所有漏洞逐一进行了修复，并撰写了8份专业漏洞修复报告（Word格式），每份报告包含漏洞概述、问题代码分析、攻击路径演示、修复方法、修复后代码、修复前后对比表、测试验证结果等章节。主要修复措施如下：</w:t>
+            </w:r>
+          </w:p>
+          <w:p>
+            <w:pPr>
+              <w:spacing w:after="80" w:line="440" w:lineRule="exact"/>
+              <w:ind w:firstLine="420"/>
+            </w:pPr>
+            <w:r>
+              <w:rPr>
+                <w:rFonts w:ascii="Times New Roman" w:hAnsi="Times New Roman" w:eastAsia="宋体"/>
+                <w:b w:val="0"/>
+                <w:color w:val="000000"/>
+                <w:sz w:val="24"/>
+              </w:rPr>
+              <w:t>SQL注入——采用参数化查询（?占位符）替代f-string字符串拼接，数据库严格区分SQL命令与用户数据。CSRF——生成secrets.token_hex()令牌并存入Session，表单中加入隐藏字段，提交时用compare_digest()验证。路径遍历——正则白名单（仅允许字母数字连字符.html格式）+ os.path.realpath()路径规范化+前缀校验。SSRF——协议白名单（仅http/https）+ 内网IP正则匹配（127./10./192.168./172.16-31.）+ DNS解析后二次检查。命令注入——subprocess.run()参数列表替代字符串拼接 + shell=False + IP格式白名单校验。XXE——正则删除DOCTYPE声明（含跨行）+ 删除&amp;实体;引用，阻断文件读取路径。越权访问——从Session获取当前用户名替代URL参数/表单字段的user_id。</w:t>
+            </w:r>
+          </w:p>
+          <w:p>
+            <w:pPr>
+              <w:spacing w:after="80" w:line="440" w:lineRule="exact"/>
+              <w:ind w:firstLine="420"/>
+            </w:pPr>
+            <w:r>
+              <w:rPr>
+                <w:rFonts w:ascii="Times New Roman" w:hAnsi="Times New Roman" w:eastAsia="宋体"/>
+                <w:b w:val="0"/>
+                <w:color w:val="000000"/>
+                <w:sz w:val="24"/>
+              </w:rPr>
+              <w:t>初始版本的16项安全漏洞也一并修复，包括：密码从明文存储改为generate_password_hash()加盐哈希、secret_key从硬编码改为secrets.token_hex(32)随机生成、新增RateLimiter滑动窗口速率限制（每分钟10次）、新增AccountLocker账户锁定机制（5次失败锁定15分钟）、调试模式由环境变量控制默认关闭、Session Cookie设置HttpOnly与SameSite=Lax、登录成功后session.clear()重新生成会话、统一错误提示避免用户名枚举、完整的安全日志记录等。</w:t>
+            </w:r>
+          </w:p>
+          <w:p>
+            <w:pPr>
+              <w:spacing w:after="80" w:line="440" w:lineRule="exact"/>
+            </w:pPr>
+            <w:r>
+              <w:rPr>
+                <w:rFonts w:ascii="Times New Roman" w:hAnsi="Times New Roman" w:eastAsia="宋体"/>
+                <w:b/>
+                <w:color w:val="000000"/>
+                <w:sz w:val="24"/>
+              </w:rPr>
+              <w:t>（四）前沿技术探索与拓展</w:t>
+            </w:r>
+          </w:p>
+          <w:p>
+            <w:pPr>
+              <w:spacing w:after="80" w:line="440" w:lineRule="exact"/>
+              <w:ind w:firstLine="420"/>
+            </w:pPr>
+            <w:r>
+              <w:rPr>
+                <w:rFonts w:ascii="Times New Roman" w:hAnsi="Times New Roman" w:eastAsia="宋体"/>
+                <w:b w:val="0"/>
+                <w:color w:val="000000"/>
+                <w:sz w:val="24"/>
+              </w:rPr>
+              <w:t>深入学习了AI大模型供应链安全这一前沿领域，研读华中科技大学发表的论文"Large Language Model Supply Chain: A Research Agenda"（arXiv:2404.12736），系统理解了LLM供应链的三层结构模型：基础设施层（算力芯片与训练数据）→ 基础模型层（开源大模型与微调工具）→ 下游应用层（各类AI应用与API服务），以及各层面临的安全挑战（模型后门攻击、训练数据投毒、第三方依赖库漏洞、提示词注入攻击、模型窃取等）。</w:t>
+            </w:r>
+          </w:p>
+          <w:p>
+            <w:pPr>
+              <w:spacing w:after="80" w:line="440" w:lineRule="exact"/>
+              <w:ind w:firstLine="420"/>
+            </w:pPr>
+            <w:r>
+              <w:rPr>
+                <w:rFonts w:ascii="Times New Roman" w:hAnsi="Times New Roman" w:eastAsia="宋体"/>
+                <w:b w:val="0"/>
+                <w:color w:val="000000"/>
+                <w:sz w:val="24"/>
+              </w:rPr>
+              <w:t>掌握了frp内网穿透工具的完整配置与使用流程：下载frpc客户端、编写TOML配置文件（配置服务端地址、Token认证、代理名称与端口映射）、建立TCP隧道实现本机Web服务的公网映射。在本次实训中成功将本机Flask应用映射到公网服务器，使用curl验证了公网访问效果（HTTP 200正常返回）。同时掌握了frpc的进程管理（后台运行、日志查看、进程终止）与排错方法（端口冲突处理、Token认证失败排查）。</w:t>
+            </w:r>
+          </w:p>
+          <w:p>
+            <w:pPr>
+              <w:spacing w:after="80" w:line="440" w:lineRule="exact"/>
+            </w:pPr>
+            <w:r>
+              <w:rPr>
+                <w:rFonts w:ascii="Times New Roman" w:hAnsi="Times New Roman" w:eastAsia="宋体"/>
+                <w:b/>
+                <w:color w:val="000000"/>
                 <w:sz w:val="28"/>
               </w:rPr>
-              <w:t>二、实习主要内容</w:t>
+              <w:t>三、实习总结</w:t>
             </w:r>
           </w:p>
           <w:p>
@@ -1484,7 +1601,21 @@
                 <w:color w:val="000000"/>
                 <w:sz w:val="24"/>
               </w:rPr>
-              <w:t>本次网络安全实践实习围绕"Web应用开发—安全漏洞分析—安全加固修复—漏洞研究报告撰写"四个维度展开，具体内容如下：</w:t>
+              <w:t>为期两周的网络安全企业实训转瞬即逝，回顾这段时间的学习与实践，我在Web安全领域实现了从理论到实践的跨越，收获颇丰。以下从技术能力、安全思维、前沿视野和未来方向四个方面进行总结。</w:t>
+            </w:r>
+          </w:p>
+          <w:p>
+            <w:pPr>
+              <w:spacing w:after="80" w:line="440" w:lineRule="exact"/>
+            </w:pPr>
+            <w:r>
+              <w:rPr>
+                <w:rFonts w:ascii="Times New Roman" w:hAnsi="Times New Roman" w:eastAsia="宋体"/>
+                <w:b/>
+                <w:color w:val="000000"/>
+                <w:sz w:val="24"/>
+              </w:rPr>
+              <w:t>（一）技术能力的全面提升</w:t>
             </w:r>
           </w:p>
           <w:p>
@@ -1497,8 +1628,24 @@
                 <w:rFonts w:ascii="Times New Roman" w:hAnsi="Times New Roman" w:eastAsia="宋体"/>
                 <w:b w:val="0"/>
                 <w:color w:val="000000"/>
-                <w:sz w:val="12"/>
-              </w:rPr>
+                <w:sz w:val="24"/>
+              </w:rPr>
+              <w:t>在Web应用开发方面，我掌握了Python Flask框架从0到1的完整开发流程，包括路由设计与请求分发、Jinja2模板渲染引擎使用、SQLite数据库整合与参数化查询、Session会话管理与Cookie安全配置、文件上传与存储处理、动态页面加载等内容。特别值得一提的是，我深刻理解了"安全开发"与"功能开发"的本质区别——在开发过程中有意识地引入安全漏洞，再从攻击者的角度运用Burp Suite等工具去发现和利用这些漏洞，最后以防御者的身份进行修复加固并撰写报告。这种"攻击-防御-修复"三位一体的闭环学习方式，让我对Web安全的理解远超单纯的理论学习或单一的漏洞利用实践。</w:t>
+            </w:r>
+          </w:p>
+          <w:p>
+            <w:pPr>
+              <w:spacing w:after="80" w:line="440" w:lineRule="exact"/>
+              <w:ind w:firstLine="420"/>
+            </w:pPr>
+            <w:r>
+              <w:rPr>
+                <w:rFonts w:ascii="Times New Roman" w:hAnsi="Times New Roman" w:eastAsia="宋体"/>
+                <w:b w:val="0"/>
+                <w:color w:val="000000"/>
+                <w:sz w:val="24"/>
+              </w:rPr>
+              <w:t>在安全工具运用方面，我熟练掌握了Burp Suite抓包改包、Repeater重放攻击、Intruder暴力破解等核心功能；掌握了curl命令行构造HTTP请求进行漏洞验证的技巧；掌握了Git版本管理与GitHub仓库维护；掌握了Linux终端下的Python开发、调试与服务器管理。</w:t>
             </w:r>
           </w:p>
           <w:p>
@@ -1512,7 +1659,7 @@
                 <w:color w:val="000000"/>
                 <w:sz w:val="24"/>
               </w:rPr>
-              <w:t>（一）Web应用开发实践</w:t>
+              <w:t>（二）安全思维与职业素养的塑造</w:t>
             </w:r>
           </w:p>
           <w:p>
@@ -1527,7 +1674,7 @@
                 <w:color w:val="000000"/>
                 <w:sz w:val="24"/>
               </w:rPr>
-              <w:t>基于Python Flask框架开发了一个完整的用户信息管理平台，实现了用户登录、注册、搜索、头像上传、个人中心、充值、密码修改、URL抓取、Ping网络诊断、XML数据导入等十大功能模块。在开发过程中，采用了会话管理、CSRF令牌验证、速率限制、账户锁定、密码哈希存储（PBKDF2-SHA256）等安全机制。同时，为演示安全漏洞，在各功能模块中故意保留了典型的Web安全缺陷，用于后续的漏洞分析与修复实践。技术栈：Python 3.13、Flask 3.x、Jinja2模板引擎、SQLite数据库。项目代码托管于GitHub仓库，采用Git进行版本管理，共经历10个版本的迭代（v1.0→v2.8）。</w:t>
+              <w:t>实训期间，我逐步建立起了"攻击者思维"和"纵深防御"的安全理念。在分析每一个漏洞时，不仅要理解它的攻击原理和利用条件，更要思考攻击者会以什么样的手法去触发它、如何绕过现有的防护措施、以及如何在系统架构层面层层设防来阻断它。我深刻认识到：安全的本质不是"功能开发完成后加几道安全锁"，而是从架构设计阶段就将安全考量融入每一个技术决策中。密码必须哈希存储、用户输入永远不可信、Session才是用户身份的唯一可靠来源、所有涉及敏感操作的接口都必须有CSRF保护——这些看似基础的安全原则，在实际开发中极其容易被忽视，而正是这些"基础原则"决定了整个系统的安全基线。</w:t>
             </w:r>
           </w:p>
           <w:p>
@@ -1541,7 +1688,7 @@
                 <w:color w:val="000000"/>
                 <w:sz w:val="24"/>
               </w:rPr>
-              <w:t>（二）Web安全漏洞挖掘</w:t>
+              <w:t>（三）大模型与网络安全的深度融合</w:t>
             </w:r>
           </w:p>
           <w:p>
@@ -1556,7 +1703,7 @@
                 <w:color w:val="000000"/>
                 <w:sz w:val="24"/>
               </w:rPr>
-              <w:t>在开发的Web应用中发现并验证了多类安全漏洞，包括SQL注入、CSRF跨站请求伪造、路径遍历/文件包含、SSRF服务端请求伪造、命令注入、XXE外部实体注入、越权访问（IDOR）、明文密码存储、暴力破解（无速率限制）、弱会话密钥等，覆盖OWASP Top 10 (2021)中的多项风险类别。同时，在SQLi-Labs靶场中实践了SQL注入的完整攻击流程（判断注入点→确定闭合方式→探测列数→UNION回显→获取库名/表名/列名→提取数据）。在PortSwigger靶场中完成了CSRF无防护实验，掌握了CSRF攻击的完整利用链。</w:t>
+              <w:t>通过研读LLM供应链安全学术论文和使用Claude大模型辅助安全分析，我认识到AI大模型正在深刻重塑网络安全的攻防格局。大模型不仅是强大的安全辅助工具（自动化漏洞挖掘、智能代码审计、安全报告生成），其自身也构成了全新的攻击面——供应链攻击（恶意模型文件、污染的数据集）、提示词注入攻击、模型后门与逆向工程等。理解大模型的供应链结构、关注模型来源的可信度与训练数据的安全性，将是未来网络安全从业者必须具备的跨界技能。</w:t>
             </w:r>
           </w:p>
           <w:p>
@@ -1570,7 +1717,7 @@
                 <w:color w:val="000000"/>
                 <w:sz w:val="24"/>
               </w:rPr>
-              <w:t>（三）安全加固与漏洞修复</w:t>
+              <w:t>（四）存在的不足与未来展望</w:t>
             </w:r>
           </w:p>
           <w:p>
@@ -1585,21 +1732,7 @@
                 <w:color w:val="000000"/>
                 <w:sz w:val="24"/>
               </w:rPr>
-              <w:t>针对发现的所有漏洞逐一进行了修复，并撰写了8份专业的漏洞修复报告（Word格式），每份报告均包含漏洞概述、问题代码分析、攻击路径演示、修复方法、修复后代码、修复前后对比、测试验证等章节。主要修复措施包括：SQL注入→参数化查询（?占位符）；CSRF→CSRF Token验证；路径遍历→正则白名单+路径规范化；SSRF→协议白名单+内网IP拦截+DNS检查；命令注入→参数列表+shell=False+输入白名单；XXE→过滤DOCTYPE+删除实体引用；越权访问→Session身份校验替代URL参数。</w:t>
-            </w:r>
-          </w:p>
-          <w:p>
-            <w:pPr>
-              <w:spacing w:after="80" w:line="440" w:lineRule="exact"/>
-            </w:pPr>
-            <w:r>
-              <w:rPr>
-                <w:rFonts w:ascii="Times New Roman" w:hAnsi="Times New Roman" w:eastAsia="宋体"/>
-                <w:b/>
-                <w:color w:val="000000"/>
-                <w:sz w:val="24"/>
-              </w:rPr>
-              <w:t>（四）前沿技术探索</w:t>
+              <w:t>实训中也发现了自身的不足之处：对内网渗透和域渗透的知识体系掌握还不够深入，对复杂网络环境下的攻击链构建还需要进一步学习；在安全报告撰写方面，虽然已能按照行业标准格式完成，但在技术表达的精准性和专业深度上仍有提升空间；对大模型供应链安全的探索还处于起步阶段，需要持续追踪这一前沿领域的学术进展。</w:t>
             </w:r>
           </w:p>
           <w:p>
@@ -1614,7 +1747,7 @@
                 <w:color w:val="000000"/>
                 <w:sz w:val="24"/>
               </w:rPr>
-              <w:t>深入学习了AI大模型供应链安全这一前沿领域，研读了华中科技大学发表的论文"Large Language Model Supply Chain: A Research Agenda"（arXiv:2404.12736），理解了LLM供应链的三层结构以及各层面临的安全挑战（模型后门、数据投毒、提示词注入等）。掌握了frp内网穿透工具的配置与使用，实现了本机Web服务的公网映射。</w:t>
+              <w:t>实训虽已结束，但网络安全的探索之路才刚刚起步。本次实训所积累的Web全栈开发经验、系统化的安全漏洞挖掘与修复能力、以及对AI安全前沿领域的认知，将为我未来的专业学习和职业发展奠定坚实的基础。我将以本次实训为新的起点，持续深入学习渗透测试、安全架构设计与AI安全等方向，努力成为一名兼具开发能力与安全思维的新时代网络安全专业人才。</w:t>
             </w:r>
           </w:p>
           <w:p>
@@ -1627,212 +1760,9 @@
                 <w:rFonts w:ascii="Times New Roman" w:hAnsi="Times New Roman" w:eastAsia="宋体"/>
                 <w:b w:val="0"/>
                 <w:color w:val="000000"/>
-                <w:sz w:val="12"/>
-              </w:rPr>
-            </w:r>
-          </w:p>
-          <w:p>
-            <w:pPr>
-              <w:spacing w:after="80" w:line="440" w:lineRule="exact"/>
-            </w:pPr>
-            <w:r>
-              <w:rPr>
-                <w:rFonts w:ascii="Times New Roman" w:hAnsi="Times New Roman" w:eastAsia="宋体"/>
-                <w:b/>
-                <w:color w:val="000000"/>
-                <w:sz w:val="28"/>
-              </w:rPr>
-              <w:t>三、实习总结</w:t>
-            </w:r>
-          </w:p>
-          <w:p>
-            <w:pPr>
-              <w:spacing w:after="80" w:line="440" w:lineRule="exact"/>
-              <w:ind w:firstLine="420"/>
-            </w:pPr>
-            <w:r>
-              <w:rPr>
-                <w:rFonts w:ascii="Times New Roman" w:hAnsi="Times New Roman" w:eastAsia="宋体"/>
-                <w:b w:val="0"/>
-                <w:color w:val="000000"/>
-                <w:sz w:val="24"/>
-              </w:rPr>
-              <w:t>为期两周的网络安全企业实训转瞬即逝，回顾这段时间的学习与实践，我在Web安全领域实现了从理论到实践的跨越，收获颇丰。</w:t>
-            </w:r>
-          </w:p>
-          <w:p>
-            <w:pPr>
-              <w:spacing w:after="80" w:line="440" w:lineRule="exact"/>
-            </w:pPr>
-            <w:r>
-              <w:rPr>
-                <w:rFonts w:ascii="Times New Roman" w:hAnsi="Times New Roman" w:eastAsia="宋体"/>
-                <w:b/>
-                <w:color w:val="000000"/>
-                <w:sz w:val="24"/>
-              </w:rPr>
-              <w:t>（一）技术能力的提升</w:t>
-            </w:r>
-          </w:p>
-          <w:p>
-            <w:pPr>
-              <w:spacing w:after="80" w:line="440" w:lineRule="exact"/>
-              <w:ind w:firstLine="420"/>
-            </w:pPr>
-            <w:r>
-              <w:rPr>
-                <w:rFonts w:ascii="Times New Roman" w:hAnsi="Times New Roman" w:eastAsia="宋体"/>
-                <w:b w:val="0"/>
-                <w:color w:val="000000"/>
-                <w:sz w:val="24"/>
-              </w:rPr>
-              <w:t>在Web应用开发方面，我掌握了Python Flask框架的完整开发流程，从路由设计、模板渲染、数据库操作到会话管理、文件上传处理，全面提升了全栈开发能力。特别值得一提的是，我深刻理解了"安全开发"与"功能开发"的区别——在开发过程中有意识地引入安全漏洞，再从攻击者的角度去发现和利用这些漏洞，最后以防御者的身份进行修复加固。</w:t>
-            </w:r>
-          </w:p>
-          <w:p>
-            <w:pPr>
-              <w:spacing w:after="80" w:line="440" w:lineRule="exact"/>
-              <w:ind w:firstLine="420"/>
-            </w:pPr>
-            <w:r>
-              <w:rPr>
-                <w:rFonts w:ascii="Times New Roman" w:hAnsi="Times New Roman" w:eastAsia="宋体"/>
-                <w:b w:val="0"/>
-                <w:color w:val="000000"/>
-                <w:sz w:val="24"/>
-              </w:rPr>
-              <w:t>在安全漏洞挖掘方面，我系统性地掌握了OWASP Top 10 (2021)中多个核心风险类别的攻击与防御技术：从基础的SQL注入到高级的SSRF、命令注入、XXE攻击，从逻辑漏洞（越权访问、CSRF）到配置漏洞（弱密钥、调试模式暴露），每一步都亲自动手实践并撰写详细的漏洞修复报告，真正做到"知其然更知其所以然"。</w:t>
-            </w:r>
-          </w:p>
-          <w:p>
-            <w:pPr>
-              <w:spacing w:after="80" w:line="440" w:lineRule="exact"/>
-              <w:ind w:firstLine="420"/>
-            </w:pPr>
-            <w:r>
-              <w:rPr>
-                <w:rFonts w:ascii="Times New Roman" w:hAnsi="Times New Roman" w:eastAsia="宋体"/>
-                <w:b w:val="0"/>
-                <w:color w:val="000000"/>
-                <w:sz w:val="24"/>
-              </w:rPr>
-              <w:t>在工具使用方面，我熟练掌握了Burp Suite的抓包改包、Repeater重放攻击等功能；掌握了curl命令行工具进行HTTP请求构造与漏洞验证；掌握了Linux环境下Python编程与安全实验的全流程。</w:t>
-            </w:r>
-          </w:p>
-          <w:p>
-            <w:pPr>
-              <w:spacing w:after="80" w:line="440" w:lineRule="exact"/>
-            </w:pPr>
-            <w:r>
-              <w:rPr>
-                <w:rFonts w:ascii="Times New Roman" w:hAnsi="Times New Roman" w:eastAsia="宋体"/>
-                <w:b/>
-                <w:color w:val="000000"/>
-                <w:sz w:val="24"/>
-              </w:rPr>
-              <w:t>（二）安全思维的塑造</w:t>
-            </w:r>
-          </w:p>
-          <w:p>
-            <w:pPr>
-              <w:spacing w:after="80" w:line="440" w:lineRule="exact"/>
-              <w:ind w:firstLine="420"/>
-            </w:pPr>
-            <w:r>
-              <w:rPr>
-                <w:rFonts w:ascii="Times New Roman" w:hAnsi="Times New Roman" w:eastAsia="宋体"/>
-                <w:b w:val="0"/>
-                <w:color w:val="000000"/>
-                <w:sz w:val="24"/>
-              </w:rPr>
-              <w:t>实训期间，我逐渐建立起"攻击者思维"和"纵深防御"的安全理念。在分析每个漏洞时，不仅要理解它的攻击原理，更要思考攻击者会怎么利用它以及如何层层设防来阻止它。安全的本质不是"功能做完后加几道锁"，而是从架构设计阶段就将安全融入每一个环节。</w:t>
-            </w:r>
-          </w:p>
-          <w:p>
-            <w:pPr>
-              <w:spacing w:after="80" w:line="440" w:lineRule="exact"/>
-            </w:pPr>
-            <w:r>
-              <w:rPr>
-                <w:rFonts w:ascii="Times New Roman" w:hAnsi="Times New Roman" w:eastAsia="宋体"/>
-                <w:b/>
-                <w:color w:val="000000"/>
-                <w:sz w:val="24"/>
-              </w:rPr>
-              <w:t>（三）大模型与安全的结合</w:t>
-            </w:r>
-          </w:p>
-          <w:p>
-            <w:pPr>
-              <w:spacing w:after="80" w:line="440" w:lineRule="exact"/>
-              <w:ind w:firstLine="420"/>
-            </w:pPr>
-            <w:r>
-              <w:rPr>
-                <w:rFonts w:ascii="Times New Roman" w:hAnsi="Times New Roman" w:eastAsia="宋体"/>
-                <w:b w:val="0"/>
-                <w:color w:val="000000"/>
-                <w:sz w:val="24"/>
-              </w:rPr>
-              <w:t>通过研读LLM供应链安全论文和使用Claude、OpenClaw等AI工具辅助安全分析，我认识到AI大模型正在深刻改变网络安全的攻防格局。大模型既是安全工具（辅助漏洞挖掘、代码审计、报告生成），也是安全威胁（模型后门、数据投毒、提示词注入）。理解大模型的供应链结构将是未来网络安全从业者的必备技能。</w:t>
-            </w:r>
-          </w:p>
-          <w:p>
-            <w:pPr>
-              <w:spacing w:after="80" w:line="440" w:lineRule="exact"/>
-            </w:pPr>
-            <w:r>
-              <w:rPr>
-                <w:rFonts w:ascii="Times New Roman" w:hAnsi="Times New Roman" w:eastAsia="宋体"/>
-                <w:b/>
-                <w:color w:val="000000"/>
-                <w:sz w:val="24"/>
-              </w:rPr>
-              <w:t>（四）不足与展望</w:t>
-            </w:r>
-          </w:p>
-          <w:p>
-            <w:pPr>
-              <w:spacing w:after="80" w:line="440" w:lineRule="exact"/>
-              <w:ind w:firstLine="420"/>
-            </w:pPr>
-            <w:r>
-              <w:rPr>
-                <w:rFonts w:ascii="Times New Roman" w:hAnsi="Times New Roman" w:eastAsia="宋体"/>
-                <w:b w:val="0"/>
-                <w:color w:val="000000"/>
-                <w:sz w:val="24"/>
-              </w:rPr>
-              <w:t>在实训过程中，我也发现了自己的不足之处：对内网渗透的知识掌握还不够深入，对复杂网络环境下的攻击链构建还需要进一步学习。实训虽然结束了，但网络安全的学习之路才刚刚开始。本次实训所学的Web安全技术、安全开发理念以及AI安全前沿知识，将为我未来的学习和职业发展奠定坚实的基础。</w:t>
-            </w:r>
-          </w:p>
-          <w:p>
-            <w:pPr>
-              <w:spacing w:after="80" w:line="440" w:lineRule="exact"/>
-              <w:ind w:firstLine="420"/>
-            </w:pPr>
-            <w:r>
-              <w:rPr>
-                <w:rFonts w:ascii="Times New Roman" w:hAnsi="Times New Roman" w:eastAsia="宋体"/>
-                <w:b w:val="0"/>
-                <w:color w:val="000000"/>
-                <w:sz w:val="24"/>
-              </w:rPr>
-              <w:t>最后，衷心感谢四川讯方信息技术有限公司提供的企业实训平台，感谢四川大学网络空间安全学院各位老师的悉心指导，特别是陈腾老师在实训期间的专业指引和耐心解答。</w:t>
-            </w:r>
-          </w:p>
-          <w:p>
-            <w:pPr>
-              <w:spacing w:after="80" w:line="440" w:lineRule="exact"/>
-              <w:ind w:firstLine="420"/>
-            </w:pPr>
-            <w:r>
-              <w:rPr>
-                <w:rFonts w:ascii="Times New Roman" w:hAnsi="Times New Roman" w:eastAsia="宋体"/>
-                <w:b w:val="0"/>
-                <w:color w:val="000000"/>
-                <w:sz w:val="12"/>
-              </w:rPr>
+                <w:sz w:val="24"/>
+              </w:rPr>
+              <w:t>最后，衷心感谢四川讯方信息技术有限公司提供的企业实训平台与项目化实战机会，感谢四川大学网络空间安全学院各位老师的悉心培养与专业指导，特别感谢陈腾老师在实训期间的专业指引、技术答疑和耐心指导，让我在实践中不断成长与突破。</w:t>
             </w:r>
           </w:p>
         </w:tc>
@@ -1864,7 +1794,6 @@
                 <w:sz w:val="24"/>
               </w:rPr>
             </w:pPr>
-            <w:r/>
           </w:p>
           <w:p>
             <w:pPr>
@@ -1896,7 +1825,7 @@
           </w:p>
           <w:p>
             <w:pPr>
-              <w:spacing w:after="80" w:line="440" w:lineRule="exact"/>
+              <w:spacing w:after="120" w:line="440" w:lineRule="exact"/>
               <w:ind w:firstLine="420"/>
             </w:pPr>
             <w:r>
@@ -1910,7 +1839,7 @@
           </w:p>
           <w:p>
             <w:pPr>
-              <w:spacing w:after="80" w:line="440" w:lineRule="exact"/>
+              <w:spacing w:after="120" w:line="440" w:lineRule="exact"/>
               <w:ind w:firstLine="420"/>
             </w:pPr>
             <w:r>
